--- a/Szerverek/LINUX-SRV állapotok.docx
+++ b/Szerverek/LINUX-SRV állapotok.docx
@@ -1223,105 +1223,6 @@
         <w:t>Státusz: Javítás alatt.</w:t>
       </w:r>
     </w:p>
-    <w:p>
-      <w:pPr>
-        <w:pStyle w:val="NormlWeb"/>
-        <w:numPr>
-          <w:ilvl w:val="0"/>
-          <w:numId w:val="3"/>
-        </w:numPr>
-        <w:spacing w:before="0" w:beforeAutospacing="0"/>
-        <w:rPr>
-          <w:rFonts w:ascii="Arial" w:hAnsi="Arial" w:cs="Arial"/>
-        </w:rPr>
-      </w:pPr>
-      <w:r>
-        <w:rPr>
-          <w:rFonts w:ascii="Arial" w:hAnsi="Arial" w:cs="Arial"/>
-          <w:b/>
-          <w:bCs/>
-        </w:rPr>
-        <w:t>Jogosultsági kérdések:</w:t>
-      </w:r>
-      <w:r>
-        <w:rPr>
-          <w:rFonts w:ascii="Arial" w:hAnsi="Arial" w:cs="Arial"/>
-        </w:rPr>
-        <w:t xml:space="preserve"> A </w:t>
-      </w:r>
-      <w:proofErr w:type="spellStart"/>
-      <w:r>
-        <w:rPr>
-          <w:rStyle w:val="HTML-kd"/>
-          <w:rFonts w:ascii="Arial" w:hAnsi="Arial" w:cs="Arial"/>
-        </w:rPr>
-        <w:t>qubeadmin</w:t>
-      </w:r>
-      <w:proofErr w:type="spellEnd"/>
-      <w:r>
-        <w:rPr>
-          <w:rFonts w:ascii="Arial" w:hAnsi="Arial" w:cs="Arial"/>
-        </w:rPr>
-        <w:t xml:space="preserve"> felhasználó </w:t>
-      </w:r>
-      <w:proofErr w:type="spellStart"/>
-      <w:r>
-        <w:rPr>
-          <w:rFonts w:ascii="Arial" w:hAnsi="Arial" w:cs="Arial"/>
-        </w:rPr>
-        <w:t>sudo</w:t>
-      </w:r>
-      <w:proofErr w:type="spellEnd"/>
-      <w:r>
-        <w:rPr>
-          <w:rFonts w:ascii="Arial" w:hAnsi="Arial" w:cs="Arial"/>
-        </w:rPr>
-        <w:t xml:space="preserve"> jogosultságainak finomhangolása szükséges a biztonságos, de hatékony munkavégzéshez.</w:t>
-      </w:r>
-    </w:p>
-    <w:p>
-      <w:pPr>
-        <w:pStyle w:val="NormlWeb"/>
-        <w:numPr>
-          <w:ilvl w:val="0"/>
-          <w:numId w:val="3"/>
-        </w:numPr>
-        <w:spacing w:before="0" w:beforeAutospacing="0"/>
-        <w:rPr>
-          <w:rFonts w:ascii="Arial" w:hAnsi="Arial" w:cs="Arial"/>
-        </w:rPr>
-      </w:pPr>
-      <w:r>
-        <w:rPr>
-          <w:rFonts w:ascii="Arial" w:hAnsi="Arial" w:cs="Arial"/>
-          <w:b/>
-          <w:bCs/>
-        </w:rPr>
-        <w:t>Terminal Tab-kezelés:</w:t>
-      </w:r>
-      <w:r>
-        <w:rPr>
-          <w:rFonts w:ascii="Arial" w:hAnsi="Arial" w:cs="Arial"/>
-        </w:rPr>
-        <w:t xml:space="preserve"> A </w:t>
-      </w:r>
-      <w:proofErr w:type="spellStart"/>
-      <w:r>
-        <w:rPr>
-          <w:rStyle w:val="HTML-kd"/>
-          <w:rFonts w:ascii="Arial" w:hAnsi="Arial" w:cs="Arial"/>
-        </w:rPr>
-        <w:t>cat</w:t>
-      </w:r>
-      <w:proofErr w:type="spellEnd"/>
-      <w:r>
-        <w:rPr>
-          <w:rFonts w:ascii="Arial" w:hAnsi="Arial" w:cs="Arial"/>
-        </w:rPr>
-        <w:t xml:space="preserve"> parancs használatakor a TAB billentyű nem kívánt fájllistázást okozott, ami lassította a kódbevitelt.</w:t>
-      </w:r>
-    </w:p>
-    <w:p/>
     <w:sectPr>
       <w:pgSz w:w="11906" w:h="16838"/>
       <w:pgMar w:top="1417" w:right="1417" w:bottom="1417" w:left="1417" w:header="708" w:footer="708" w:gutter="0"/>
@@ -2251,7 +2152,6 @@
     <w:name w:val="Normal (Web)"/>
     <w:basedOn w:val="Norml"/>
     <w:uiPriority w:val="99"/>
-    <w:semiHidden/>
     <w:unhideWhenUsed/>
     <w:rsid w:val="0042054A"/>
     <w:pPr>

--- a/Szerverek/LINUX-SRV állapotok.docx
+++ b/Szerverek/LINUX-SRV állapotok.docx
@@ -14,7 +14,13 @@
         <w:rPr>
           <w:rFonts w:ascii="Arial" w:hAnsi="Arial" w:cs="Arial"/>
         </w:rPr>
-        <w:t>4.3. Linux szerver (</w:t>
+        <w:t>1</w:t>
+      </w:r>
+      <w:r>
+        <w:rPr>
+          <w:rFonts w:ascii="Arial" w:hAnsi="Arial" w:cs="Arial"/>
+        </w:rPr>
+        <w:t>. Linux szerver (</w:t>
       </w:r>
       <w:proofErr w:type="spellStart"/>
       <w:r>
@@ -43,7 +49,13 @@
         <w:rPr>
           <w:rFonts w:ascii="Arial" w:hAnsi="Arial" w:cs="Arial"/>
         </w:rPr>
-        <w:t>4.3.1. Rendszerinformációk és Alapkonfiguráció</w:t>
+        <w:t>1.1.</w:t>
+      </w:r>
+      <w:r>
+        <w:rPr>
+          <w:rFonts w:ascii="Arial" w:hAnsi="Arial" w:cs="Arial"/>
+        </w:rPr>
+        <w:t xml:space="preserve"> Rendszerinformációk és Alapkonfiguráció</w:t>
       </w:r>
     </w:p>
     <w:tbl>
@@ -632,7 +644,13 @@
         <w:rPr>
           <w:rFonts w:ascii="Arial" w:hAnsi="Arial" w:cs="Arial"/>
         </w:rPr>
-        <w:t>4.3.2. Telepített szolgáltatások és funkciók</w:t>
+        <w:t>1.2.</w:t>
+      </w:r>
+      <w:r>
+        <w:rPr>
+          <w:rFonts w:ascii="Arial" w:hAnsi="Arial" w:cs="Arial"/>
+        </w:rPr>
+        <w:t xml:space="preserve"> Telepített szolgáltatások és funkciók</w:t>
       </w:r>
     </w:p>
     <w:p>
@@ -966,7 +984,13 @@
         <w:rPr>
           <w:rFonts w:ascii="Arial" w:hAnsi="Arial" w:cs="Arial"/>
         </w:rPr>
-        <w:t>4.3.3. Megvalósított mentési topológia</w:t>
+        <w:t xml:space="preserve">1.3. </w:t>
+      </w:r>
+      <w:r>
+        <w:rPr>
+          <w:rFonts w:ascii="Arial" w:hAnsi="Arial" w:cs="Arial"/>
+        </w:rPr>
+        <w:t>Megvalósított mentési topológia</w:t>
       </w:r>
     </w:p>
     <w:p>
@@ -1124,7 +1148,13 @@
         <w:rPr>
           <w:rFonts w:ascii="Arial" w:hAnsi="Arial" w:cs="Arial"/>
         </w:rPr>
-        <w:t>4.3.4. Ismert nehézségek és hibajegyek</w:t>
+        <w:t>1.4.</w:t>
+      </w:r>
+      <w:r>
+        <w:rPr>
+          <w:rFonts w:ascii="Arial" w:hAnsi="Arial" w:cs="Arial"/>
+        </w:rPr>
+        <w:t xml:space="preserve"> Ismert nehézségek és hibajegyek</w:t>
       </w:r>
     </w:p>
     <w:p>
